--- a/docs/07_standards/Reproducibility_VI.docx
+++ b/docs/07_standards/Reproducibility_VI.docx
@@ -28,7 +28,7 @@
         </w:p>
       </w:sdtContent>
     </w:sdt>
-    <w:bookmarkStart w:id="19" w:name="hướng-dẫn-tái-tạo-kết-quả"/>
+    <w:bookmarkStart w:id="20" w:name="hướng-dẫn-tái-tạo-kết-quả"/>
     <w:p>
       <w:pPr>
         <w:pStyle w:val="Heading1"/>
@@ -591,7 +591,7 @@
     </w:p>
     <w:bookmarkEnd w:id="13"/>
     <w:bookmarkEnd w:id="14"/>
-    <w:bookmarkStart w:id="15" w:name="môi-trường"/>
+    <w:bookmarkStart w:id="16" w:name="môi-trường"/>
     <w:p>
       <w:pPr>
         <w:pStyle w:val="Heading2"/>
@@ -619,7 +619,7 @@
         <w:t xml:space="preserve"> </w:t>
       </w:r>
       <w:r>
-        <w:t xml:space="preserve">3.11 (quản lý qua Conda)</w:t>
+        <w:t xml:space="preserve">3.13 (quản lý qua Conda; xem bộ phiên bản đã kiểm chứng ở Mục 4.1)</w:t>
       </w:r>
     </w:p>
     <w:p>
@@ -730,7 +730,7 @@
         <w:rPr>
           <w:rStyle w:val="VerbatimChar"/>
         </w:rPr>
-        <w:t xml:space="preserve">conda activate dsp391m</w:t>
+        <w:t xml:space="preserve">conda activate dsp</w:t>
       </w:r>
     </w:p>
     <w:p>
@@ -750,6 +750,650 @@
           <w:rStyle w:val="VerbatimChar"/>
         </w:rPr>
         <w:t xml:space="preserve">pip install -r requirements.txt</w:t>
+      </w:r>
+    </w:p>
+    <w:bookmarkStart w:id="15" w:name="môi-trường-đã-kiểm-chứng-2026-07-12"/>
+    <w:p>
+      <w:pPr>
+        <w:pStyle w:val="Heading3"/>
+      </w:pPr>
+      <w:r>
+        <w:t xml:space="preserve">4.1 Môi Trường Đã Kiểm Chứng (2026-07-12)</w:t>
+      </w:r>
+    </w:p>
+    <w:p>
+      <w:pPr>
+        <w:pStyle w:val="FirstParagraph"/>
+      </w:pPr>
+      <w:r>
+        <w:t xml:space="preserve">Toàn bộ sản phẩm đã commit (bundle mô hình, bảng, hình) được build trên Windows với bộ gói sau —</w:t>
+      </w:r>
+      <w:r>
+        <w:t xml:space="preserve"> </w:t>
+      </w:r>
+      <w:r>
+        <w:rPr>
+          <w:rStyle w:val="VerbatimChar"/>
+        </w:rPr>
+        <w:t xml:space="preserve">environment.yml</w:t>
+      </w:r>
+      <w:r>
+        <w:t xml:space="preserve"> </w:t>
+      </w:r>
+      <w:r>
+        <w:t xml:space="preserve">hiện ghim đúng bộ này:</w:t>
+      </w:r>
+    </w:p>
+    <w:tbl>
+      <w:tblPr>
+        <w:tblStyle w:val="Table"/>
+        <w:tblW w:type="auto" w:w="0"/>
+        <w:tblLook w:firstRow="1" w:lastRow="0" w:firstColumn="0" w:lastColumn="0" w:noHBand="0" w:noVBand="0" w:val="0020"/>
+      </w:tblPr>
+      <w:tblGrid>
+        <w:gridCol w:w="1980"/>
+        <w:gridCol w:w="1980"/>
+        <w:gridCol w:w="1980"/>
+        <w:gridCol w:w="1980"/>
+      </w:tblGrid>
+      <w:tr>
+        <w:trPr>
+          <w:tblHeader w:val="on"/>
+        </w:trPr>
+        <w:tc>
+          <w:tcPr/>
+          <w:p>
+            <w:pPr>
+              <w:pStyle w:val="Compact"/>
+            </w:pPr>
+            <w:r>
+              <w:t xml:space="preserve">Gói</w:t>
+            </w:r>
+          </w:p>
+        </w:tc>
+        <w:tc>
+          <w:tcPr/>
+          <w:p>
+            <w:pPr>
+              <w:pStyle w:val="Compact"/>
+            </w:pPr>
+            <w:r>
+              <w:t xml:space="preserve">Phiên bản</w:t>
+            </w:r>
+          </w:p>
+        </w:tc>
+        <w:tc>
+          <w:tcPr/>
+          <w:p>
+            <w:pPr>
+              <w:pStyle w:val="Compact"/>
+            </w:pPr>
+            <w:r>
+              <w:t xml:space="preserve">Gói</w:t>
+            </w:r>
+          </w:p>
+        </w:tc>
+        <w:tc>
+          <w:tcPr/>
+          <w:p>
+            <w:pPr>
+              <w:pStyle w:val="Compact"/>
+            </w:pPr>
+            <w:r>
+              <w:t xml:space="preserve">Phiên bản</w:t>
+            </w:r>
+          </w:p>
+        </w:tc>
+      </w:tr>
+      <w:tr>
+        <w:tc>
+          <w:tcPr/>
+          <w:p>
+            <w:pPr>
+              <w:pStyle w:val="Compact"/>
+            </w:pPr>
+            <w:r>
+              <w:t xml:space="preserve">Python</w:t>
+            </w:r>
+          </w:p>
+        </w:tc>
+        <w:tc>
+          <w:tcPr/>
+          <w:p>
+            <w:pPr>
+              <w:pStyle w:val="Compact"/>
+            </w:pPr>
+            <w:r>
+              <w:t xml:space="preserve">3.13.9</w:t>
+            </w:r>
+          </w:p>
+        </w:tc>
+        <w:tc>
+          <w:tcPr/>
+          <w:p>
+            <w:pPr>
+              <w:pStyle w:val="Compact"/>
+            </w:pPr>
+            <w:r>
+              <w:t xml:space="preserve">matplotlib</w:t>
+            </w:r>
+          </w:p>
+        </w:tc>
+        <w:tc>
+          <w:tcPr/>
+          <w:p>
+            <w:pPr>
+              <w:pStyle w:val="Compact"/>
+            </w:pPr>
+            <w:r>
+              <w:t xml:space="preserve">3.10.8</w:t>
+            </w:r>
+          </w:p>
+        </w:tc>
+      </w:tr>
+      <w:tr>
+        <w:tc>
+          <w:tcPr/>
+          <w:p>
+            <w:pPr>
+              <w:pStyle w:val="Compact"/>
+            </w:pPr>
+            <w:r>
+              <w:t xml:space="preserve">numpy</w:t>
+            </w:r>
+          </w:p>
+        </w:tc>
+        <w:tc>
+          <w:tcPr/>
+          <w:p>
+            <w:pPr>
+              <w:pStyle w:val="Compact"/>
+            </w:pPr>
+            <w:r>
+              <w:t xml:space="preserve">2.3.5</w:t>
+            </w:r>
+          </w:p>
+        </w:tc>
+        <w:tc>
+          <w:tcPr/>
+          <w:p>
+            <w:pPr>
+              <w:pStyle w:val="Compact"/>
+            </w:pPr>
+            <w:r>
+              <w:t xml:space="preserve">seaborn</w:t>
+            </w:r>
+          </w:p>
+        </w:tc>
+        <w:tc>
+          <w:tcPr/>
+          <w:p>
+            <w:pPr>
+              <w:pStyle w:val="Compact"/>
+            </w:pPr>
+            <w:r>
+              <w:t xml:space="preserve">0.13.2</w:t>
+            </w:r>
+          </w:p>
+        </w:tc>
+      </w:tr>
+      <w:tr>
+        <w:tc>
+          <w:tcPr/>
+          <w:p>
+            <w:pPr>
+              <w:pStyle w:val="Compact"/>
+            </w:pPr>
+            <w:r>
+              <w:t xml:space="preserve">pandas</w:t>
+            </w:r>
+          </w:p>
+        </w:tc>
+        <w:tc>
+          <w:tcPr/>
+          <w:p>
+            <w:pPr>
+              <w:pStyle w:val="Compact"/>
+            </w:pPr>
+            <w:r>
+              <w:t xml:space="preserve">2.3.3</w:t>
+            </w:r>
+          </w:p>
+        </w:tc>
+        <w:tc>
+          <w:tcPr/>
+          <w:p>
+            <w:pPr>
+              <w:pStyle w:val="Compact"/>
+            </w:pPr>
+            <w:r>
+              <w:t xml:space="preserve">joblib</w:t>
+            </w:r>
+          </w:p>
+        </w:tc>
+        <w:tc>
+          <w:tcPr/>
+          <w:p>
+            <w:pPr>
+              <w:pStyle w:val="Compact"/>
+            </w:pPr>
+            <w:r>
+              <w:t xml:space="preserve">1.5.2</w:t>
+            </w:r>
+          </w:p>
+        </w:tc>
+      </w:tr>
+      <w:tr>
+        <w:tc>
+          <w:tcPr/>
+          <w:p>
+            <w:pPr>
+              <w:pStyle w:val="Compact"/>
+            </w:pPr>
+            <w:r>
+              <w:t xml:space="preserve">scipy</w:t>
+            </w:r>
+          </w:p>
+        </w:tc>
+        <w:tc>
+          <w:tcPr/>
+          <w:p>
+            <w:pPr>
+              <w:pStyle w:val="Compact"/>
+            </w:pPr>
+            <w:r>
+              <w:t xml:space="preserve">1.16.3</w:t>
+            </w:r>
+          </w:p>
+        </w:tc>
+        <w:tc>
+          <w:tcPr/>
+          <w:p>
+            <w:pPr>
+              <w:pStyle w:val="Compact"/>
+            </w:pPr>
+            <w:r>
+              <w:t xml:space="preserve">shap</w:t>
+            </w:r>
+          </w:p>
+        </w:tc>
+        <w:tc>
+          <w:tcPr/>
+          <w:p>
+            <w:pPr>
+              <w:pStyle w:val="Compact"/>
+            </w:pPr>
+            <w:r>
+              <w:t xml:space="preserve">0.52.0</w:t>
+            </w:r>
+          </w:p>
+        </w:tc>
+      </w:tr>
+      <w:tr>
+        <w:tc>
+          <w:tcPr/>
+          <w:p>
+            <w:pPr>
+              <w:pStyle w:val="Compact"/>
+            </w:pPr>
+            <w:r>
+              <w:t xml:space="preserve">pyarrow</w:t>
+            </w:r>
+          </w:p>
+        </w:tc>
+        <w:tc>
+          <w:tcPr/>
+          <w:p>
+            <w:pPr>
+              <w:pStyle w:val="Compact"/>
+            </w:pPr>
+            <w:r>
+              <w:t xml:space="preserve">21.0.0</w:t>
+            </w:r>
+          </w:p>
+        </w:tc>
+        <w:tc>
+          <w:tcPr/>
+          <w:p>
+            <w:pPr>
+              <w:pStyle w:val="Compact"/>
+            </w:pPr>
+            <w:r>
+              <w:t xml:space="preserve">lime</w:t>
+            </w:r>
+          </w:p>
+        </w:tc>
+        <w:tc>
+          <w:tcPr/>
+          <w:p>
+            <w:pPr>
+              <w:pStyle w:val="Compact"/>
+            </w:pPr>
+            <w:r>
+              <w:t xml:space="preserve">0.2.0.1</w:t>
+            </w:r>
+          </w:p>
+        </w:tc>
+      </w:tr>
+      <w:tr>
+        <w:tc>
+          <w:tcPr/>
+          <w:p>
+            <w:pPr>
+              <w:pStyle w:val="Compact"/>
+            </w:pPr>
+            <w:r>
+              <w:t xml:space="preserve">scikit-learn</w:t>
+            </w:r>
+          </w:p>
+        </w:tc>
+        <w:tc>
+          <w:tcPr/>
+          <w:p>
+            <w:pPr>
+              <w:pStyle w:val="Compact"/>
+            </w:pPr>
+            <w:r>
+              <w:t xml:space="preserve">1.8.0</w:t>
+            </w:r>
+          </w:p>
+        </w:tc>
+        <w:tc>
+          <w:tcPr/>
+          <w:p>
+            <w:pPr>
+              <w:pStyle w:val="Compact"/>
+            </w:pPr>
+            <w:r>
+              <w:t xml:space="preserve">loguru</w:t>
+            </w:r>
+          </w:p>
+        </w:tc>
+        <w:tc>
+          <w:tcPr/>
+          <w:p>
+            <w:pPr>
+              <w:pStyle w:val="Compact"/>
+            </w:pPr>
+            <w:r>
+              <w:t xml:space="preserve">0.7.3</w:t>
+            </w:r>
+          </w:p>
+        </w:tc>
+      </w:tr>
+      <w:tr>
+        <w:tc>
+          <w:tcPr/>
+          <w:p>
+            <w:pPr>
+              <w:pStyle w:val="Compact"/>
+            </w:pPr>
+            <w:r>
+              <w:t xml:space="preserve">xgboost</w:t>
+            </w:r>
+          </w:p>
+        </w:tc>
+        <w:tc>
+          <w:tcPr/>
+          <w:p>
+            <w:pPr>
+              <w:pStyle w:val="Compact"/>
+            </w:pPr>
+            <w:r>
+              <w:t xml:space="preserve">3.1.3</w:t>
+            </w:r>
+          </w:p>
+        </w:tc>
+        <w:tc>
+          <w:tcPr/>
+          <w:p>
+            <w:pPr>
+              <w:pStyle w:val="Compact"/>
+            </w:pPr>
+            <w:r>
+              <w:t xml:space="preserve">imbalanced-learn</w:t>
+            </w:r>
+          </w:p>
+        </w:tc>
+        <w:tc>
+          <w:tcPr/>
+          <w:p>
+            <w:pPr>
+              <w:pStyle w:val="Compact"/>
+            </w:pPr>
+            <w:r>
+              <w:t xml:space="preserve">0.14.2</w:t>
+            </w:r>
+          </w:p>
+        </w:tc>
+      </w:tr>
+      <w:tr>
+        <w:tc>
+          <w:tcPr/>
+          <w:p>
+            <w:pPr>
+              <w:pStyle w:val="Compact"/>
+            </w:pPr>
+            <w:r>
+              <w:t xml:space="preserve">lightgbm</w:t>
+            </w:r>
+          </w:p>
+        </w:tc>
+        <w:tc>
+          <w:tcPr/>
+          <w:p>
+            <w:pPr>
+              <w:pStyle w:val="Compact"/>
+            </w:pPr>
+            <w:r>
+              <w:t xml:space="preserve">4.6.0</w:t>
+            </w:r>
+          </w:p>
+        </w:tc>
+        <w:tc>
+          <w:tcPr/>
+          <w:p>
+            <w:pPr>
+              <w:pStyle w:val="Compact"/>
+            </w:pPr>
+          </w:p>
+        </w:tc>
+        <w:tc>
+          <w:tcPr/>
+          <w:p>
+            <w:pPr>
+              <w:pStyle w:val="Compact"/>
+            </w:pPr>
+          </w:p>
+        </w:tc>
+      </w:tr>
+    </w:tbl>
+    <w:p>
+      <w:pPr>
+        <w:pStyle w:val="BodyText"/>
+      </w:pPr>
+      <w:r>
+        <w:t xml:space="preserve">(Kèm</w:t>
+      </w:r>
+      <w:r>
+        <w:t xml:space="preserve"> </w:t>
+      </w:r>
+      <w:r>
+        <w:rPr>
+          <w:rStyle w:val="VerbatimChar"/>
+        </w:rPr>
+        <w:t xml:space="preserve">python-dotenv</w:t>
+      </w:r>
+      <w:r>
+        <w:t xml:space="preserve">,</w:t>
+      </w:r>
+      <w:r>
+        <w:t xml:space="preserve"> </w:t>
+      </w:r>
+      <w:r>
+        <w:rPr>
+          <w:rStyle w:val="VerbatimChar"/>
+        </w:rPr>
+        <w:t xml:space="preserve">pytest</w:t>
+      </w:r>
+      <w:r>
+        <w:t xml:space="preserve">,</w:t>
+      </w:r>
+      <w:r>
+        <w:t xml:space="preserve"> </w:t>
+      </w:r>
+      <w:r>
+        <w:rPr>
+          <w:rStyle w:val="VerbatimChar"/>
+        </w:rPr>
+        <w:t xml:space="preserve">jupyter</w:t>
+      </w:r>
+      <w:r>
+        <w:t xml:space="preserve">,</w:t>
+      </w:r>
+      <w:r>
+        <w:t xml:space="preserve"> </w:t>
+      </w:r>
+      <w:r>
+        <w:rPr>
+          <w:rStyle w:val="VerbatimChar"/>
+        </w:rPr>
+        <w:t xml:space="preserve">nbformat</w:t>
+      </w:r>
+      <w:r>
+        <w:t xml:space="preserve">;</w:t>
+      </w:r>
+      <w:r>
+        <w:t xml:space="preserve"> </w:t>
+      </w:r>
+      <w:r>
+        <w:rPr>
+          <w:rStyle w:val="VerbatimChar"/>
+        </w:rPr>
+        <w:t xml:space="preserve">pandoc</w:t>
+      </w:r>
+      <w:r>
+        <w:t xml:space="preserve"> </w:t>
+      </w:r>
+      <w:r>
+        <w:t xml:space="preserve">3.8 để sinh docx/deck.)</w:t>
+      </w:r>
+    </w:p>
+    <w:p>
+      <w:pPr>
+        <w:pStyle w:val="BodyText"/>
+      </w:pPr>
+      <w:r>
+        <w:rPr>
+          <w:b/>
+          <w:bCs/>
+        </w:rPr>
+        <w:t xml:space="preserve">Tương thích bundle.</w:t>
+      </w:r>
+      <w:r>
+        <w:t xml:space="preserve"> </w:t>
+      </w:r>
+      <w:r>
+        <w:t xml:space="preserve">Các bundle</w:t>
+      </w:r>
+      <w:r>
+        <w:t xml:space="preserve"> </w:t>
+      </w:r>
+      <w:r>
+        <w:rPr>
+          <w:rStyle w:val="VerbatimChar"/>
+        </w:rPr>
+        <w:t xml:space="preserve">.joblib</w:t>
+      </w:r>
+      <w:r>
+        <w:t xml:space="preserve"> </w:t>
+      </w:r>
+      <w:r>
+        <w:t xml:space="preserve">đã commit là pickle của scikit-learn 1.8 / numpy 2.x. Với bộ pin cũ (Python 3.11 / scikit-learn 1.5 / numpy &lt; 2), bundle ANN (</w:t>
+      </w:r>
+      <w:r>
+        <w:rPr>
+          <w:rStyle w:val="VerbatimChar"/>
+        </w:rPr>
+        <w:t xml:space="preserve">models/ann_t100.joblib</w:t>
+      </w:r>
+      <w:r>
+        <w:t xml:space="preserve">) load thất bại (</w:t>
+      </w:r>
+      <w:r>
+        <w:rPr>
+          <w:rStyle w:val="VerbatimChar"/>
+        </w:rPr>
+        <w:t xml:space="preserve">MT19937 is not a known BitGenerator</w:t>
+      </w:r>
+      <w:r>
+        <w:t xml:space="preserve">), các bundle còn lại chỉ load được kèm</w:t>
+      </w:r>
+      <w:r>
+        <w:t xml:space="preserve"> </w:t>
+      </w:r>
+      <w:r>
+        <w:rPr>
+          <w:rStyle w:val="VerbatimChar"/>
+        </w:rPr>
+        <w:t xml:space="preserve">InconsistentVersionWarning</w:t>
+      </w:r>
+      <w:r>
+        <w:t xml:space="preserve"> </w:t>
+      </w:r>
+      <w:r>
+        <w:t xml:space="preserve">(kết quả không được đảm bảo). Luôn dùng đúng môi trường đã ghim ở trên.</w:t>
+      </w:r>
+    </w:p>
+    <w:p>
+      <w:pPr>
+        <w:pStyle w:val="BodyText"/>
+      </w:pPr>
+      <w:r>
+        <w:rPr>
+          <w:b/>
+          <w:bCs/>
+        </w:rPr>
+        <w:t xml:space="preserve">Guard phân chia dữ liệu.</w:t>
+      </w:r>
+      <w:r>
+        <w:t xml:space="preserve"> </w:t>
+      </w:r>
+      <w:r>
+        <w:rPr>
+          <w:rStyle w:val="VerbatimChar"/>
+        </w:rPr>
+        <w:t xml:space="preserve">data/splits/test_student_ids.csv</w:t>
+      </w:r>
+      <w:r>
+        <w:t xml:space="preserve"> </w:t>
+      </w:r>
+      <w:r>
+        <w:t xml:space="preserve">(5.756 sinh viên) là nguồn sự thật đã commit.</w:t>
+      </w:r>
+      <w:r>
+        <w:t xml:space="preserve"> </w:t>
+      </w:r>
+      <w:r>
+        <w:rPr>
+          <w:rStyle w:val="VerbatimChar"/>
+        </w:rPr>
+        <w:t xml:space="preserve">python -m src.evaluation.make_split</w:t>
+      </w:r>
+      <w:r>
+        <w:t xml:space="preserve"> </w:t>
+      </w:r>
+      <w:r>
+        <w:t xml:space="preserve">có guard: nếu tệp id đã tồn tại, lệnh chỉ nạp lại chứ không bao giờ tự tính lại phép chia. Tách lại (</w:t>
+      </w:r>
+      <w:r>
+        <w:rPr>
+          <w:rStyle w:val="VerbatimChar"/>
+        </w:rPr>
+        <w:t xml:space="preserve">--rederive</w:t>
+      </w:r>
+      <w:r>
+        <w:t xml:space="preserve">) bằng phiên bản scikit-learn khác sẽ đổi 4.574/5.756 id và vô hiệu mọi số liệu đã công bố — chỉ dành cho quyết định của cả nhóm.</w:t>
       </w:r>
     </w:p>
     <w:p>
@@ -760,7 +1404,8 @@
       </w:r>
     </w:p>
     <w:bookmarkEnd w:id="15"/>
-    <w:bookmarkStart w:id="16" w:name="các-bước-tái-tạo-chính-xác"/>
+    <w:bookmarkEnd w:id="16"/>
+    <w:bookmarkStart w:id="17" w:name="các-bước-tái-tạo-chính-xác"/>
     <w:p>
       <w:pPr>
         <w:pStyle w:val="Heading2"/>
@@ -1129,8 +1774,8 @@
         </w:pict>
       </w:r>
     </w:p>
-    <w:bookmarkEnd w:id="16"/>
-    <w:bookmarkStart w:id="17" w:name="các-đảm-bảo-về-tính-tái-tạo"/>
+    <w:bookmarkEnd w:id="17"/>
+    <w:bookmarkStart w:id="18" w:name="các-đảm-bảo-về-tính-tái-tạo"/>
     <w:p>
       <w:pPr>
         <w:pStyle w:val="Heading2"/>
@@ -1290,8 +1935,8 @@
         </w:pict>
       </w:r>
     </w:p>
-    <w:bookmarkEnd w:id="17"/>
-    <w:bookmarkStart w:id="18" w:name="các-thực-tế-đã-được-xác-minh"/>
+    <w:bookmarkEnd w:id="18"/>
+    <w:bookmarkStart w:id="19" w:name="các-thực-tế-đã-được-xác-minh"/>
     <w:p>
       <w:pPr>
         <w:pStyle w:val="Heading2"/>
@@ -1459,7 +2104,7 @@
         </w:numPr>
       </w:pPr>
       <w:r>
-        <w:t xml:space="preserve">Sáu tập dữ liệu checkpoint chia sẻ danh sách sinh viên (roster) giống hệt nhau gồm</w:t>
+        <w:t xml:space="preserve">Sáu tập dữ liệu checkpoint chia sẻ danh sách (roster) giống hệt nhau gồm</w:t>
       </w:r>
       <w:r>
         <w:t xml:space="preserve"> </w:t>
@@ -1469,7 +2114,7 @@
           <w:b/>
           <w:bCs/>
         </w:rPr>
-        <w:t xml:space="preserve">32.593 sinh viên</w:t>
+        <w:t xml:space="preserve">32.593 lượt ghi danh (28.785 sinh viên duy nhất)</w:t>
       </w:r>
       <w:r>
         <w:t xml:space="preserve"> </w:t>
@@ -1494,11 +2139,11 @@
           <w:i/>
           <w:iCs/>
         </w:rPr>
-        <w:t xml:space="preserve">Nhóm 1 DSP391m. Cập nhật lần cuối: 2026-06-14.</w:t>
-      </w:r>
-    </w:p>
-    <w:bookmarkEnd w:id="18"/>
+        <w:t xml:space="preserve">Nhóm 1 DSP391m. Cập nhật lần cuối: 2026-07-12.</w:t>
+      </w:r>
+    </w:p>
     <w:bookmarkEnd w:id="19"/>
+    <w:bookmarkEnd w:id="20"/>
     <w:sectPr>
       <w:footnotePr>
         <w:numRestart w:val="eachSect"/>

--- a/docs/07_standards/Reproducibility_VI.docx
+++ b/docs/07_standards/Reproducibility_VI.docx
@@ -122,9 +122,27 @@
       </w:pPr>
       <w:r>
         <w:rPr>
-          <w:rStyle w:val="VerbatimChar"/>
-        </w:rPr>
-        <w:t xml:space="preserve">RANDOM_SEED = 42</w:t>
+          <w:rStyle w:val="NormalTok"/>
+        </w:rPr>
+        <w:t xml:space="preserve">RANDOM_SEED </w:t>
+      </w:r>
+      <w:r>
+        <w:rPr>
+          <w:rStyle w:val="OperatorTok"/>
+        </w:rPr>
+        <w:t xml:space="preserve">=</w:t>
+      </w:r>
+      <w:r>
+        <w:rPr>
+          <w:rStyle w:val="NormalTok"/>
+        </w:rPr>
+        <w:t xml:space="preserve"> </w:t>
+      </w:r>
+      <w:r>
+        <w:rPr>
+          <w:rStyle w:val="DecValTok"/>
+        </w:rPr>
+        <w:t xml:space="preserve">42</w:t>
       </w:r>
     </w:p>
     <w:p>
@@ -719,18 +737,42 @@
       </w:pPr>
       <w:r>
         <w:rPr>
-          <w:rStyle w:val="VerbatimChar"/>
-        </w:rPr>
-        <w:t xml:space="preserve">conda env create -f environment.yml</w:t>
+          <w:rStyle w:val="ExtensionTok"/>
+        </w:rPr>
+        <w:t xml:space="preserve">conda</w:t>
+      </w:r>
+      <w:r>
+        <w:rPr>
+          <w:rStyle w:val="NormalTok"/>
+        </w:rPr>
+        <w:t xml:space="preserve"> env create </w:t>
+      </w:r>
+      <w:r>
+        <w:rPr>
+          <w:rStyle w:val="AttributeTok"/>
+        </w:rPr>
+        <w:t xml:space="preserve">-f</w:t>
+      </w:r>
+      <w:r>
+        <w:rPr>
+          <w:rStyle w:val="NormalTok"/>
+        </w:rPr>
+        <w:t xml:space="preserve"> environment.yml</w:t>
       </w:r>
       <w:r>
         <w:br/>
       </w:r>
       <w:r>
         <w:rPr>
-          <w:rStyle w:val="VerbatimChar"/>
-        </w:rPr>
-        <w:t xml:space="preserve">conda activate dsp</w:t>
+          <w:rStyle w:val="ExtensionTok"/>
+        </w:rPr>
+        <w:t xml:space="preserve">conda</w:t>
+      </w:r>
+      <w:r>
+        <w:rPr>
+          <w:rStyle w:val="NormalTok"/>
+        </w:rPr>
+        <w:t xml:space="preserve"> activate dsp</w:t>
       </w:r>
     </w:p>
     <w:p>
@@ -747,9 +789,27 @@
       </w:pPr>
       <w:r>
         <w:rPr>
-          <w:rStyle w:val="VerbatimChar"/>
-        </w:rPr>
-        <w:t xml:space="preserve">pip install -r requirements.txt</w:t>
+          <w:rStyle w:val="ExtensionTok"/>
+        </w:rPr>
+        <w:t xml:space="preserve">pip</w:t>
+      </w:r>
+      <w:r>
+        <w:rPr>
+          <w:rStyle w:val="NormalTok"/>
+        </w:rPr>
+        <w:t xml:space="preserve"> install </w:t>
+      </w:r>
+      <w:r>
+        <w:rPr>
+          <w:rStyle w:val="AttributeTok"/>
+        </w:rPr>
+        <w:t xml:space="preserve">-r</w:t>
+      </w:r>
+      <w:r>
+        <w:rPr>
+          <w:rStyle w:val="NormalTok"/>
+        </w:rPr>
+        <w:t xml:space="preserve"> requirements.txt</w:t>
       </w:r>
     </w:p>
     <w:bookmarkStart w:id="15" w:name="môi-trường-đã-kiểm-chứng-2026-07-12"/>
